--- a/Sprint20260921-20261002/HERO-69226_20260930_151226.docx
+++ b/Sprint20260921-20261002/HERO-69226_20260930_151226.docx
@@ -1378,206 +1378,6 @@
         <w:t>4. No conflict exists between the direct-delete housekeeping (TmsDataPurgeHousekeepingComponent) and the archive housekeeping (TmsHousekeepingComponent)</w:t>
       </w:r>
     </w:p>
-    <w:p>
-      <w:pPr>
-        <w:spacing w:before="200" w:after="120"/>
-      </w:pPr>
-      <w:r>
-        <w:rPr>
-          <w:rFonts w:ascii="Arial" w:hAnsi="Arial" w:eastAsia="Arial" w:cs="Arial"/>
-          <w:b/>
-          <w:color w:val="000000"/>
-          <w:sz w:val="26"/>
-          <w:u w:val="single"/>
-        </w:rPr>
-        <w:t>Appendix</w:t>
-      </w:r>
-    </w:p>
-    <w:p>
-      <w:pPr>
-        <w:spacing w:before="160" w:after="80"/>
-      </w:pPr>
-      <w:r>
-        <w:rPr>
-          <w:rFonts w:ascii="Arial" w:hAnsi="Arial" w:eastAsia="Arial" w:cs="Arial"/>
-          <w:b/>
-          <w:color w:val="001EFF"/>
-          <w:sz w:val="24"/>
-          <w:u w:val="none"/>
-        </w:rPr>
-        <w:t>A1.Acceptance Criteria from JIRA (HERO-69226)</w:t>
-      </w:r>
-    </w:p>
-    <w:p>
-      <w:pPr>
-        <w:spacing w:before="0" w:after="80"/>
-      </w:pPr>
-      <w:r>
-        <w:rPr>
-          <w:rFonts w:ascii="Arial" w:hAnsi="Arial" w:eastAsia="Arial" w:cs="Arial"/>
-          <w:b/>
-          <w:color w:val="000000"/>
-          <w:sz w:val="20"/>
-          <w:u w:val="none"/>
-        </w:rPr>
-        <w:t>User Story:</w:t>
-      </w:r>
-    </w:p>
-    <w:p>
-      <w:pPr>
-        <w:spacing w:before="0" w:after="80"/>
-      </w:pPr>
-      <w:r>
-        <w:rPr>
-          <w:rFonts w:ascii="Arial" w:hAnsi="Arial" w:eastAsia="Arial" w:cs="Arial"/>
-          <w:b w:val="0"/>
-          <w:color w:val="000000"/>
-          <w:sz w:val="20"/>
-          <w:u w:val="none"/>
-        </w:rPr>
-        <w:t>Platform archive housekeeping discovers a class named exactly after the plugin plus HousekeepingComponent, and that class must extend SysHousekeepingBaseComponent. TMS already had TmsHousekeepingComponent, which extends TmsCollectionComponent and hard-deletes tms_table_states, tms_messages, and empty pos_outlet_tables in obsoleteDataPurge(). HousekeepingShell loaded that class and called that method.</w:t>
-      </w:r>
-    </w:p>
-    <w:p>
-      <w:pPr>
-        <w:spacing w:before="0" w:after="80"/>
-      </w:pPr>
-      <w:r>
-        <w:rPr>
-          <w:rFonts w:ascii="Arial" w:hAnsi="Arial" w:eastAsia="Arial" w:cs="Arial"/>
-          <w:b/>
-          <w:color w:val="000000"/>
-          <w:sz w:val="20"/>
-          <w:u w:val="none"/>
-        </w:rPr>
-        <w:t>Issue:</w:t>
-      </w:r>
-    </w:p>
-    <w:p>
-      <w:pPr>
-        <w:spacing w:before="0" w:after="80"/>
-      </w:pPr>
-      <w:r>
-        <w:rPr>
-          <w:rFonts w:ascii="Arial" w:hAnsi="Arial" w:eastAsia="Arial" w:cs="Arial"/>
-          <w:b w:val="0"/>
-          <w:color w:val="000000"/>
-          <w:sz w:val="20"/>
-          <w:u w:val="none"/>
-        </w:rPr>
-        <w:t>Keeping that class name blocks the archive component. If the same class is later changed to extend SysHousekeepingBaseComponent while cake Housekeeping -p Tms is still scheduled, the old job runs the new copy-verify-purge flow.</w:t>
-      </w:r>
-    </w:p>
-    <w:p>
-      <w:pPr>
-        <w:spacing w:before="0" w:after="80"/>
-      </w:pPr>
-      <w:r>
-        <w:rPr>
-          <w:rFonts w:ascii="Arial" w:hAnsi="Arial" w:eastAsia="Arial" w:cs="Arial"/>
-          <w:b/>
-          <w:color w:val="000000"/>
-          <w:sz w:val="20"/>
-          <w:u w:val="none"/>
-        </w:rPr>
-        <w:t>What Changed:</w:t>
-      </w:r>
-    </w:p>
-    <w:p>
-      <w:pPr>
-        <w:spacing w:before="0" w:after="40"/>
-        <w:ind w:left="360" w:hanging="240"/>
-      </w:pPr>
-      <w:r>
-        <w:rPr>
-          <w:rFonts w:ascii="Arial" w:hAnsi="Arial" w:eastAsia="Arial" w:cs="Arial"/>
-          <w:b w:val="0"/>
-          <w:color w:val="000000"/>
-          <w:sz w:val="20"/>
-          <w:u w:val="none"/>
-        </w:rPr>
-        <w:t>1. Plugin/Tms/Controller/Component/TmsHousekeepingComponent.php is renamed to TmsDataPurgeHousekeepingComponent.php. The class is TmsDataPurgeHousekeepingComponent. obsoleteDataPurge() is unchanged.</w:t>
-      </w:r>
-    </w:p>
-    <w:p>
-      <w:pPr>
-        <w:spacing w:before="0" w:after="40"/>
-        <w:ind w:left="360" w:hanging="240"/>
-      </w:pPr>
-      <w:r>
-        <w:rPr>
-          <w:rFonts w:ascii="Arial" w:hAnsi="Arial" w:eastAsia="Arial" w:cs="Arial"/>
-          <w:b w:val="0"/>
-          <w:color w:val="000000"/>
-          <w:sz w:val="20"/>
-          <w:u w:val="none"/>
-        </w:rPr>
-        <w:t>2. HousekeepingShell.__callPluginComponent() loads PluginName + DataPurgeHousekeeping instead of PluginName + Housekeeping.</w:t>
-      </w:r>
-    </w:p>
-    <w:p>
-      <w:pPr>
-        <w:spacing w:before="0" w:after="80"/>
-      </w:pPr>
-      <w:r>
-        <w:rPr>
-          <w:rFonts w:ascii="Arial" w:hAnsi="Arial" w:eastAsia="Arial" w:cs="Arial"/>
-          <w:b/>
-          <w:color w:val="000000"/>
-          <w:sz w:val="20"/>
-          <w:u w:val="none"/>
-        </w:rPr>
-        <w:t>Expected Behavior After Change:</w:t>
-      </w:r>
-    </w:p>
-    <w:p>
-      <w:pPr>
-        <w:spacing w:before="0" w:after="40"/>
-        <w:ind w:left="360" w:hanging="240"/>
-      </w:pPr>
-      <w:r>
-        <w:rPr>
-          <w:rFonts w:ascii="Arial" w:hAnsi="Arial" w:eastAsia="Arial" w:cs="Arial"/>
-          <w:b w:val="0"/>
-          <w:color w:val="000000"/>
-          <w:sz w:val="20"/>
-          <w:u w:val="none"/>
-        </w:rPr>
-        <w:t>1. cake Housekeeping -p Tms still direct-deletes tms_table_states, tms_messages, and empty pos_outlet_tables</w:t>
-      </w:r>
-    </w:p>
-    <w:p>
-      <w:pPr>
-        <w:spacing w:before="0" w:after="40"/>
-        <w:ind w:left="360" w:hanging="240"/>
-      </w:pPr>
-      <w:r>
-        <w:rPr>
-          <w:rFonts w:ascii="Arial" w:hAnsi="Arial" w:eastAsia="Arial" w:cs="Arial"/>
-          <w:b w:val="0"/>
-          <w:color w:val="000000"/>
-          <w:sz w:val="20"/>
-          <w:u w:val="none"/>
-        </w:rPr>
-        <w:t>2. TmsHousekeepingComponent is free for the archive component that extends SysHousekeepingBaseComponent</w:t>
-      </w:r>
-    </w:p>
-    <w:p>
-      <w:pPr>
-        <w:spacing w:before="0" w:after="40"/>
-        <w:ind w:left="360" w:hanging="240"/>
-      </w:pPr>
-      <w:r>
-        <w:rPr>
-          <w:rFonts w:ascii="Arial" w:hAnsi="Arial" w:eastAsia="Arial" w:cs="Arial"/>
-          <w:b w:val="0"/>
-          <w:color w:val="000000"/>
-          <w:sz w:val="20"/>
-          <w:u w:val="none"/>
-        </w:rPr>
-        <w:t>3. A plugin with no DataPurgeHousekeeping component is skipped</w:t>
-      </w:r>
-    </w:p>
     <w:sectPr>
       <w:pgSz w:w="12240" w:h="15840"/>
       <w:pgMar w:top="1440" w:right="1800" w:bottom="1440" w:left="1800" w:header="720" w:footer="720" w:gutter="0"/>
